--- a/submission/artifacts/DragonWings_Final_Report.docx
+++ b/submission/artifacts/DragonWings_Final_Report.docx
@@ -116,12 +116,12 @@
     </w:p>
     <w:p>
       <w:r>
-        <w:t>The native command-line application uses Python, FastAPI, LangGraph, LangChain, PostgreSQL with pgvector, and Ollama. Gemma 3 4B supplies local model responses, while nomic-embed-text supplies 768-dimensional memory vectors. Exact cosine retrieval considers five candidates and admits at most three after source, model-version, expiry, relevance, and duplicate checks. Similarity scores are ranking aids, not probabilities.</w:t>
+        <w:t>The native command-line service uses Python, FastAPI, LangGraph, LangChain, and PostgreSQL with pgvector. Environment settings select local Ollama, OpenAI, or Claude. Gemma 3 4B supplies the demonstrated local responses; nomic-embed-text supplies 768-dimensional memory vectors. Cosine retrieval considers five candidates and admits at most three after source, model-version, expiry, relevance, and duplicate checks. Similarity scores rank relevance, not probability.</w:t>
       </w:r>
     </w:p>
     <w:p>
       <w:r>
-        <w:t>The HTML, CSS, and JavaScript console follows the conversation-and-inspector idea in Agent-with-Subagent, without Gradio. Context, Memory, Tools, Subagent, Trace, and Health expose inputs, schemas, evidence, calls, selected branches, and stop reasons. Twelve small PRs built the vertical slice, each with a terse teaching lesson. Docker and Deep Agents are excluded. [R1, R2]</w:t>
+        <w:t>The HTML, CSS, and JavaScript console follows the conversation-and-inspector idea in Agent-with-Subagent, without Gradio. Six tabs expose context, memory, tools, subagents, trace, and health. A linked run restores its evidence and records; readable summaries precede raw details. Small PRs built the vertical slice with terse teaching lessons. Docker and Deep Agents are excluded. [R1, R2, R7, R8]</w:t>
       </w:r>
     </w:p>
     <w:p>
@@ -681,7 +681,7 @@
     </w:p>
     <w:p>
       <w:r>
-        <w:t>Deterministic model doubles make required tests reproducible. Separate live Playwright runs exercise actual MySolArk data and Ollama. These are different evidence classes and do not establish an operational success rate.</w:t>
+        <w:t>Deterministic model doubles make required tests reproducible. Cloud adapter checks use actual SDKs with simulated HTTP responses; live cloud performance is unmeasured. Separate browser runs exercise actual MySolArk data and Ollama. These evidence classes do not establish an operational success rate.</w:t>
       </w:r>
     </w:p>
     <w:tbl>
@@ -862,7 +862,7 @@
                 <w:color w:val="000000"/>
                 <w:sz w:val="19"/>
               </w:rPr>
-              <w:t>40 unit/integration tests and 10 Chromium Playwright checks passed</w:t>
+              <w:t>44 unit/integration tests and 13 Chromium Playwright checks passed</w:t>
             </w:r>
           </w:p>
         </w:tc>
@@ -1210,7 +1210,7 @@
     </w:p>
     <w:p>
       <w:r>
-        <w:t>The paired comparison reuses one evidence snapshot, but its sequential order and tiny sample leave warm-up and model variability unresolved. It demonstrates added cost, without establishing a quality benefit from the third role. The flag therefore remains off by default. A final live browser run completed with five bounded model calls and a withheld result, with all six inspection panels verified. Withholding is an observable outcome rather than proof of correct advice. [R3–R6]</w:t>
+        <w:t>The pair reuses one evidence snapshot, but sequential order and a tiny sample leave warm-up and variability unresolved. It shows added cost without an established quality benefit, so the third role defaults off. PR12 recorded a five-call live run that withheld. PR15 recorded a published sunny-fixture run with four real Ollama calls. Both demonstrate bounded, inspectable outcomes, not advice accuracy. [R3–R8]</w:t>
       </w:r>
     </w:p>
     <w:p>
@@ -1265,7 +1265,7 @@
     </w:p>
     <w:p>
       <w:pPr>
-        <w:spacing w:after="40"/>
+        <w:spacing w:after="0" w:line="240" w:lineRule="auto"/>
       </w:pPr>
       <w:r>
         <w:rPr>
@@ -1284,7 +1284,7 @@
     </w:p>
     <w:p>
       <w:pPr>
-        <w:spacing w:after="40"/>
+        <w:spacing w:after="0" w:line="240" w:lineRule="auto"/>
       </w:pPr>
       <w:r>
         <w:rPr>
@@ -1303,7 +1303,7 @@
     </w:p>
     <w:p>
       <w:pPr>
-        <w:spacing w:after="40"/>
+        <w:spacing w:after="0" w:line="240" w:lineRule="auto"/>
       </w:pPr>
       <w:r>
         <w:rPr>
@@ -1322,7 +1322,7 @@
     </w:p>
     <w:p>
       <w:pPr>
-        <w:spacing w:after="40"/>
+        <w:spacing w:after="0" w:line="240" w:lineRule="auto"/>
       </w:pPr>
       <w:r>
         <w:rPr>
@@ -1341,7 +1341,7 @@
     </w:p>
     <w:p>
       <w:pPr>
-        <w:spacing w:after="40"/>
+        <w:spacing w:after="0" w:line="240" w:lineRule="auto"/>
       </w:pPr>
       <w:r>
         <w:rPr>
@@ -1360,7 +1360,7 @@
     </w:p>
     <w:p>
       <w:pPr>
-        <w:spacing w:after="40"/>
+        <w:spacing w:after="0" w:line="240" w:lineRule="auto"/>
       </w:pPr>
       <w:r>
         <w:rPr>
@@ -1379,7 +1379,45 @@
     </w:p>
     <w:p>
       <w:pPr>
-        <w:spacing w:after="40"/>
+        <w:spacing w:after="0" w:line="240" w:lineRule="auto"/>
+      </w:pPr>
+      <w:r>
+        <w:rPr>
+          <w:sz w:val="18"/>
+        </w:rPr>
+        <w:t xml:space="preserve">R7  </w:t>
+      </w:r>
+      <w:hyperlink r:id="rId17">
+        <w:r>
+          <w:rPr>
+            <w:color w:val="174B70"/>
+          </w:rPr>
+          <w:t>PR14 provider selection and simulated SDK checks</w:t>
+        </w:r>
+      </w:hyperlink>
+    </w:p>
+    <w:p>
+      <w:pPr>
+        <w:spacing w:after="0" w:line="240" w:lineRule="auto"/>
+      </w:pPr>
+      <w:r>
+        <w:rPr>
+          <w:sz w:val="18"/>
+        </w:rPr>
+        <w:t xml:space="preserve">R8  </w:t>
+      </w:r>
+      <w:hyperlink r:id="rId18">
+        <w:r>
+          <w:rPr>
+            <w:color w:val="174B70"/>
+          </w:rPr>
+          <w:t>PR15 inspection and real Ollama walkthrough evidence</w:t>
+        </w:r>
+      </w:hyperlink>
+    </w:p>
+    <w:p>
+      <w:pPr>
+        <w:spacing w:after="0" w:line="240" w:lineRule="auto"/>
       </w:pPr>
       <w:r>
         <w:rPr>
@@ -1387,7 +1425,7 @@
         </w:rPr>
         <w:t xml:space="preserve">C1  </w:t>
       </w:r>
-      <w:hyperlink r:id="rId17">
+      <w:hyperlink r:id="rId19">
         <w:r>
           <w:rPr>
             <w:color w:val="174B70"/>
